--- a/source/ms/Course 1_ Basic Nutrition/1 Lesson 6_ Reading Food Labels.docx
+++ b/source/ms/Course 1_ Basic Nutrition/1 Lesson 6_ Reading Food Labels.docx
@@ -744,7 +744,7 @@
           <w:szCs w:val="28"/>
           <w:rtl w:val="0"/>
         </w:rPr>
-        <w:t xml:space="preserve">Protein</w:t>
+        <w:t>Protein (needs vary by individual)</w:t>
       </w:r>
     </w:p>
     <w:p>
@@ -2151,7 +2151,7 @@
           <w:szCs w:val="26"/>
           <w:rtl w:val="0"/>
         </w:rPr>
-        <w:t xml:space="preserve">Which product is healthier? Why?</w:t>
+        <w:t>more aligned with your stated purpose</w:t>
       </w:r>
     </w:p>
     <w:p>
@@ -2594,15 +2594,15 @@
           <w:szCs w:val="26"/>
           <w:rtl w:val="0"/>
         </w:rPr>
-        <w:t xml:space="preserve">If two granola bars have the same calories but one has 8 g fiber and the other has 2 g fiber, which is the healthier choice for satiety and digestion?</w:t>
-        <w:br w:type="textWrapping"/>
-        <w:t xml:space="preserve">A. The bar with 2 g fiber</w:t>
-        <w:br w:type="textWrapping"/>
-        <w:t xml:space="preserve">B. The bar with 8 g fiber</w:t>
-        <w:br w:type="textWrapping"/>
-        <w:t xml:space="preserve">C. They are equally healthy because calories match</w:t>
-        <w:br w:type="textWrapping"/>
-        <w:t xml:space="preserve">D. The one with less fiber is better for digestion</w:t>
+        <w:t>If two granola bars have the same calories but one has 8 g fiber and the other has 2 g fiber, which is the better choice for fiber per serving for satiety and digestion?</w:t>
+        <w:br/>
+        <w:t>A. The bar with 2 g fiber</w:t>
+        <w:br/>
+        <w:t>B. The bar with 8 g fiber</w:t>
+        <w:br/>
+        <w:t>C. They are equally healthy because calories match</w:t>
+        <w:br/>
+        <w:t>D. The one with less fiber is better for digestion</w:t>
       </w:r>
     </w:p>
     <w:p>
